--- a/作成中事業計画書/20261001【更新版】作成中【参考様式】事業計画書（その１その２）第8回フォーマット.docx
+++ b/作成中事業計画書/20261001【更新版】作成中【参考様式】事業計画書（その１その２）第8回フォーマット.docx
@@ -686,49 +686,49 @@
                 <w:rFonts w:ascii="BIZ UDPゴシック" w:eastAsia="BIZ UDPゴシック" w:hAnsi="BIZ UDPゴシック" w:cs="BIZ UDPゴシック"/>
                 <w:sz w:val="20"/>
               </w:rPr>
-              <w:t>が拘束され、夜勤は派遣が確保できずカバー出勤が常態化。ロボット式パウチ自動供給装置で投入を自動化し、1日13.3時間を創出、</w:t>
+              <w:t xml:space="preserve">が拘束され、夜勤は派遣が確保できずカバー出勤が常態化。ロボット式パウチ自動供給装置で投入を自動化して1日約13.3時間を創出し、17.5時間稼働を保ちながら人員を多能工化・提案型ODMへ振り向ける。</w:t>
             </w:r>
             <w:r>
               <w:rPr>
                 <w:rFonts w:ascii="BIZ UDPゴシック" w:eastAsia="BIZ UDPゴシック" w:hAnsi="BIZ UDPゴシック" w:cs="BIZ UDPゴシック" w:hint="eastAsia"/>
                 <w:sz w:val="20"/>
               </w:rPr>
-              <w:t>1日</w:t>
-            </w:r>
-            <w:r>
-              <w:rPr>
-                <w:rFonts w:ascii="BIZ UDPゴシック" w:eastAsia="BIZ UDPゴシック" w:hAnsi="BIZ UDPゴシック" w:cs="BIZ UDPゴシック"/>
-                <w:sz w:val="20"/>
-              </w:rPr>
-              <w:t>17.5時間稼働を保って</w:t>
+              <w:t xml:space="preserve"/>
+            </w:r>
+            <w:r>
+              <w:rPr>
+                <w:rFonts w:ascii="BIZ UDPゴシック" w:eastAsia="BIZ UDPゴシック" w:hAnsi="BIZ UDPゴシック" w:cs="BIZ UDPゴシック"/>
+                <w:sz w:val="20"/>
+              </w:rPr>
+              <w:t xml:space="preserve"/>
             </w:r>
             <w:r>
               <w:rPr>
                 <w:rFonts w:ascii="BIZ UDPゴシック" w:eastAsia="BIZ UDPゴシック" w:hAnsi="BIZ UDPゴシック" w:cs="BIZ UDPゴシック" w:hint="eastAsia"/>
                 <w:sz w:val="20"/>
               </w:rPr>
-              <w:t>リソース</w:t>
-            </w:r>
-            <w:r>
-              <w:rPr>
-                <w:rFonts w:ascii="BIZ UDPゴシック" w:eastAsia="BIZ UDPゴシック" w:hAnsi="BIZ UDPゴシック" w:cs="BIZ UDPゴシック"/>
-                <w:sz w:val="20"/>
-              </w:rPr>
-              <w:t>を多能工化・ODM提案へ</w:t>
+              <w:t xml:space="preserve"/>
+            </w:r>
+            <w:r>
+              <w:rPr>
+                <w:rFonts w:ascii="BIZ UDPゴシック" w:eastAsia="BIZ UDPゴシック" w:hAnsi="BIZ UDPゴシック" w:cs="BIZ UDPゴシック"/>
+                <w:sz w:val="20"/>
+              </w:rPr>
+              <w:t xml:space="preserve"/>
             </w:r>
             <w:r>
               <w:rPr>
                 <w:rFonts w:ascii="BIZ UDPゴシック" w:eastAsia="BIZ UDPゴシック" w:hAnsi="BIZ UDPゴシック" w:cs="BIZ UDPゴシック" w:hint="eastAsia"/>
                 <w:sz w:val="20"/>
               </w:rPr>
-              <w:t>配分する</w:t>
-            </w:r>
-            <w:r>
-              <w:rPr>
-                <w:rFonts w:ascii="BIZ UDPゴシック" w:eastAsia="BIZ UDPゴシック" w:hAnsi="BIZ UDPゴシック" w:cs="BIZ UDPゴシック"/>
-                <w:sz w:val="20"/>
-              </w:rPr>
-              <w:t>。</w:t>
+              <w:t xml:space="preserve"/>
+            </w:r>
+            <w:r>
+              <w:rPr>
+                <w:rFonts w:ascii="BIZ UDPゴシック" w:eastAsia="BIZ UDPゴシック" w:hAnsi="BIZ UDPゴシック" w:cs="BIZ UDPゴシック"/>
+                <w:sz w:val="20"/>
+              </w:rPr>
+              <w:t xml:space="preserve"/>
             </w:r>
           </w:p>
         </w:tc>
@@ -818,28 +818,28 @@
                 <w:rFonts w:ascii="BIZ UDPゴシック" w:eastAsia="BIZ UDPゴシック" w:hAnsi="BIZ UDPゴシック" w:cs="BIZ UDPゴシック"/>
                 <w:sz w:val="20"/>
               </w:rPr>
-              <w:t>発注先</w:t>
+              <w:t xml:space="preserve">発注予定先である株式会社フジシール（兵庫県尼崎市）から見積を取得済み</w:t>
             </w:r>
             <w:r>
               <w:rPr>
                 <w:rFonts w:ascii="BIZ UDPゴシック" w:eastAsia="BIZ UDPゴシック" w:hAnsi="BIZ UDPゴシック" w:cs="BIZ UDPゴシック" w:hint="eastAsia"/>
                 <w:sz w:val="20"/>
               </w:rPr>
-              <w:t>予定である</w:t>
-            </w:r>
-            <w:r>
-              <w:rPr>
-                <w:rFonts w:ascii="BIZ UDPゴシック" w:eastAsia="BIZ UDPゴシック" w:hAnsi="BIZ UDPゴシック" w:cs="BIZ UDPゴシック"/>
-                <w:sz w:val="20"/>
-              </w:rPr>
-              <w:t>株式会社フジシール（兵庫県尼崎市）</w:t>
+              <w:t xml:space="preserve"/>
+            </w:r>
+            <w:r>
+              <w:rPr>
+                <w:rFonts w:ascii="BIZ UDPゴシック" w:eastAsia="BIZ UDPゴシック" w:hAnsi="BIZ UDPゴシック" w:cs="BIZ UDPゴシック"/>
+                <w:sz w:val="20"/>
+              </w:rPr>
+              <w:t xml:space="preserve"/>
             </w:r>
             <w:r>
               <w:rPr>
                 <w:rFonts w:ascii="BIZ UDPゴシック" w:eastAsia="BIZ UDPゴシック" w:hAnsi="BIZ UDPゴシック" w:cs="BIZ UDPゴシック" w:hint="eastAsia"/>
                 <w:sz w:val="20"/>
               </w:rPr>
-              <w:t>から見積もり取得済み</w:t>
+              <w:t xml:space="preserve"/>
             </w:r>
           </w:p>
           <w:tbl>
@@ -1214,7 +1214,7 @@
                       <w:rFonts w:ascii="BIZ UDPゴシック" w:eastAsia="BIZ UDPゴシック" w:hAnsi="BIZ UDPゴシック" w:cs="BIZ UDPゴシック"/>
                       <w:sz w:val="18"/>
                     </w:rPr>
-                    <w:t>専用パレット（1枚1,200袋、2種のパウチ兼用の型替えガイド付き。5段積×4列、機内25枚＋予備65枚）</w:t>
+                    <w:t xml:space="preserve">専用パレット（1枚1,200袋、2種のパウチ兼用の型替えガイド付き。5段×4列＋予備1列＝機内25枚、予備65枚）</w:t>
                   </w:r>
                 </w:p>
               </w:tc>
@@ -1447,7 +1447,20 @@
                       <w:rFonts w:ascii="BIZ UDPゴシック" w:eastAsia="BIZ UDPゴシック" w:hAnsi="BIZ UDPゴシック" w:cs="BIZ UDPゴシック"/>
                       <w:sz w:val="18"/>
                     </w:rPr>
-                    <w:t>運搬費</w:t>
+                    <w:t xml:space="preserve">機械装置・</w:t>
+                  </w:r>
+                </w:p>
+                <w:p>
+                  <w:pPr>
+                    <w:spacing w:line="210" w:lineRule="exact"/>
+                    <w:jc w:val="center"/>
+                  </w:pPr>
+                  <w:r>
+                    <w:rPr>
+                      <w:rFonts w:ascii="BIZ UDPゴシック" w:eastAsia="BIZ UDPゴシック" w:hAnsi="BIZ UDPゴシック" w:cs="BIZ UDPゴシック"/>
+                      <w:sz w:val="18"/>
+                    </w:rPr>
+                    <w:t xml:space="preserve">システム構築費</w:t>
                   </w:r>
                 </w:p>
               </w:tc>
@@ -1956,7 +1969,7 @@
                     </w:rPr>
                     <w:drawing>
                       <wp:inline distT="0" distB="0" distL="0" distR="0" wp14:anchorId="7C7C4604" wp14:editId="10D1B429">
-                        <wp:extent cx="3599610" cy="2256790"/>
+                        <wp:extent cx="3239649" cy="2031111"/>
                         <wp:effectExtent l="0" t="0" r="1270" b="0"/>
                         <wp:docPr id="351135347" name="Picture 351135347"/>
                         <wp:cNvGraphicFramePr>
@@ -1978,7 +1991,7 @@
                               <pic:spPr>
                                 <a:xfrm>
                                   <a:off x="0" y="0"/>
-                                  <a:ext cx="3612492" cy="2264866"/>
+                                  <a:ext cx="3251242" cy="2038379"/>
                                 </a:xfrm>
                                 <a:prstGeom prst="rect">
                                   <a:avLst/>
@@ -2022,7 +2035,7 @@
                     </w:rPr>
                     <w:drawing>
                       <wp:inline distT="0" distB="0" distL="0" distR="0" wp14:anchorId="2BE24036" wp14:editId="75C26421">
-                        <wp:extent cx="2879725" cy="2194452"/>
+                        <wp:extent cx="2591752" cy="1975006"/>
                         <wp:effectExtent l="0" t="0" r="0" b="0"/>
                         <wp:docPr id="351135348" name="Picture 351135348"/>
                         <wp:cNvGraphicFramePr>
@@ -2044,7 +2057,7 @@
                               <pic:spPr>
                                 <a:xfrm>
                                   <a:off x="0" y="0"/>
-                                  <a:ext cx="2890374" cy="2202567"/>
+                                  <a:ext cx="2601336" cy="1982310"/>
                                 </a:xfrm>
                                 <a:prstGeom prst="rect">
                                   <a:avLst/>
@@ -2071,7 +2084,7 @@
                 <w:color w:val="404040"/>
                 <w:sz w:val="18"/>
               </w:rPr>
-              <w:t>※設備重量約2t、ストック量20パレット＝24,000袋（約2時間分）。</w:t>
+              <w:t xml:space="preserve">※設備重量約2t、ストック20パレット＝24,000袋（約2.7時間分）。</w:t>
             </w:r>
           </w:p>
         </w:tc>
@@ -3653,7 +3666,7 @@
                             <w:rFonts w:ascii="BIZ UDゴシック" w:eastAsia="BIZ UDゴシック" w:hAnsi="BIZ UDゴシック" w:cs="BIZ UDゴシック"/>
                             <w:sz w:val="18"/>
                           </w:rPr>
-                          <w:t>83.4%</w:t>
+                          <w:t xml:space="preserve">83.5%</w:t>
                         </w:r>
                       </w:p>
                     </w:tc>
@@ -3715,7 +3728,7 @@
                             <w:rFonts w:ascii="BIZ UDゴシック" w:eastAsia="BIZ UDゴシック" w:hAnsi="BIZ UDゴシック" w:cs="BIZ UDゴシック"/>
                             <w:sz w:val="18"/>
                           </w:rPr>
-                          <w:t>13.0%</w:t>
+                          <w:t xml:space="preserve">13.1%</w:t>
                         </w:r>
                       </w:p>
                     </w:tc>
@@ -5192,7 +5205,7 @@
                       <w:sz w:val="18"/>
                     </w:rPr>
                     <w:lastRenderedPageBreak/>
-                    <w:t>製袋機より後ろは機械化済みで、投入だけが手作業で残る。</w:t>
+                    <w:t xml:space="preserve">製袋室内の圧着・検査・搬送は機械化済みで、投入だけが手作業で残る。</w:t>
                   </w:r>
                 </w:p>
                 <w:p>
@@ -5498,7 +5511,7 @@
                       <w:rFonts w:ascii="BIZ UDPゴシック" w:eastAsia="BIZ UDPゴシック" w:hAnsi="BIZ UDPゴシック" w:cs="BIZ UDPゴシック"/>
                       <w:sz w:val="18"/>
                     </w:rPr>
-                    <w:t>富山県の有効求人倍率は1.46倍（全国4位）、生産工程従事者は2.11倍、県内食品製造業のパート新規求人は+92.7%（富山労働局、2026年7月）。県の製造業の労働力は2040年に▲23.1%と推計される（富山県）。</w:t>
+                    <w:t xml:space="preserve">富山県の有効求人倍率は1.46倍（全国4位）、生産工程従事者は2.11倍、県内食品製造業のパート新規求人は+92.7%（富山労働局、2026年7月）。県内製造業では2040年に需要の約23%の人手不足が見込まれる（富山県）。</w:t>
                   </w:r>
                 </w:p>
                 <w:p>
@@ -6562,7 +6575,7 @@
                 <w:rFonts w:ascii="BIZ UDPゴシック" w:eastAsia="BIZ UDPゴシック" w:hAnsi="BIZ UDPゴシック" w:cs="BIZ UDPゴシック"/>
                 <w:sz w:val="20"/>
               </w:rPr>
-              <w:t>本事業で自動化するのは、右図①の空パウチをマガジンへ入れる作業である。②以降のスパウトの圧着・検査・充填は、すでに機械が行っている。</w:t>
+              <w:t xml:space="preserve">本事業で自動化するのは、右図①の空パウチをマガジンへ入れる作業である。②以降の圧着・検査は既に機械が行う（充填・包装は本事業で変わらない）。</w:t>
             </w:r>
           </w:p>
           <w:p>
@@ -7693,7 +7706,7 @@
                 <w:rFonts w:ascii="BIZ UDPゴシック" w:eastAsia="BIZ UDPゴシック" w:hAnsi="BIZ UDPゴシック" w:cs="BIZ UDPゴシック"/>
                 <w:sz w:val="20"/>
               </w:rPr>
-              <w:t>▶1,050分のうち②〜⑦の1,030分は、本投資で無くなる作業である（別紙1。導入後に加わる作業は2-1で示す）。</w:t>
+              <w:t xml:space="preserve">▶1,050分のうち②〜⑦の1,030分が削減される（開梱・片付け・ほぐしは導入後の詰めに集約し、他は無くなる。別紙1）。</w:t>
             </w:r>
           </w:p>
           <w:p>
@@ -7797,7 +7810,7 @@
                 <w:rFonts w:ascii="BIZ UDPゴシック" w:eastAsia="BIZ UDPゴシック" w:hAnsi="BIZ UDPゴシック" w:cs="BIZ UDPゴシック"/>
                 <w:sz w:val="20"/>
               </w:rPr>
-              <w:t>上段の現状は約8分ごとに投入が入り、1日約131回に達する。下段の導入後は、約2時間に1回・約3分のパレット入替だけになる。</w:t>
+              <w:t xml:space="preserve">上段の現状は約8分ごとに投入が入り、1日約131回に達する。下段の導入後、マガジン脇の作業は約2.5〜3時間に1回・約3分の入替だけになる。</w:t>
             </w:r>
           </w:p>
           <w:p>
@@ -7869,7 +7882,7 @@
                 <w:rFonts w:ascii="BIZ UDPゴシック" w:eastAsia="BIZ UDPゴシック" w:hAnsi="BIZ UDPゴシック" w:cs="BIZ UDPゴシック"/>
                 <w:sz w:val="20"/>
               </w:rPr>
-              <w:t>：装置に約2時間分（24,000袋）を装填できる。遅番は製袋室オペレーター1名が入替を兼ね、投入担当が要らなくなる。</w:t>
+              <w:t xml:space="preserve">：装置に24,000袋（約2.7時間分）を装填できる。遅番は製袋室オペレーター1名が入替を兼ね、投入担当が要らなくなる。</w:t>
             </w:r>
           </w:p>
           <w:p>
@@ -8732,7 +8745,7 @@
                       <w:rFonts w:ascii="BIZ UDPゴシック" w:eastAsia="BIZ UDPゴシック" w:hAnsi="BIZ UDPゴシック" w:cs="BIZ UDPゴシック"/>
                       <w:sz w:val="18"/>
                     </w:rPr>
-                    <w:t>人の作業は、床での詰めと約2時間に1回の入替だけ</w:t>
+                    <w:t xml:space="preserve">人の作業は、床での詰めと1日4〜6回の入替だけ</w:t>
                   </w:r>
                 </w:p>
               </w:tc>
@@ -8793,7 +8806,7 @@
                       <w:rFonts w:ascii="BIZ UDPゴシック" w:eastAsia="BIZ UDPゴシック" w:hAnsi="BIZ UDPゴシック" w:cs="BIZ UDPゴシック"/>
                       <w:sz w:val="18"/>
                     </w:rPr>
-                    <w:t>装置に24,000袋（約2時間分）を装填する。遅番の分は日勤で詰めておく</w:t>
+                    <w:t xml:space="preserve">装置に24,000袋（約2.7時間分）を装填する。遅番の分は日勤で詰めておく</w:t>
                   </w:r>
                 </w:p>
               </w:tc>
@@ -9970,7 +9983,7 @@
                       <w:rFonts w:ascii="BIZ UDPゴシック" w:eastAsia="BIZ UDPゴシック" w:hAnsi="BIZ UDPゴシック" w:cs="BIZ UDPゴシック"/>
                       <w:sz w:val="18"/>
                     </w:rPr>
-                    <w:t>5段×4列＝20パレット＝24,000袋（約2時間分）</w:t>
+                    <w:t xml:space="preserve">5段×4列＝20パレット＝24,000袋（150袋／分で約2.7時間分）</w:t>
                   </w:r>
                 </w:p>
               </w:tc>
@@ -10454,7 +10467,7 @@
                       <w:rFonts w:ascii="BIZ UDPゴシック" w:eastAsia="BIZ UDPゴシック" w:hAnsi="BIZ UDPゴシック" w:cs="BIZ UDPゴシック"/>
                       <w:sz w:val="18"/>
                     </w:rPr>
-                    <w:t>改訂提案：5段×4列＋予備1列＝24,000袋（約2時間分）、型替えの効率化（約1〜1.5分／枚）、Gラインのレイアウト案</w:t>
+                    <w:t xml:space="preserve">改訂提案：5段×4列＋予備1列＝24,000袋、型替えの効率化（約1〜1.5分／枚）、Gラインのレイアウト案</w:t>
                   </w:r>
                 </w:p>
               </w:tc>
@@ -11141,7 +11154,7 @@
                 <w:rFonts w:ascii="BIZ UDPゴシック" w:eastAsia="BIZ UDPゴシック" w:hAnsi="BIZ UDPゴシック" w:cs="BIZ UDPゴシック"/>
                 <w:sz w:val="20"/>
               </w:rPr>
-              <w:t>左の現状のうちオレンジの②〜⑦（1,030分）が無くなり、右の導入後のオレンジの②〜④（231分）が新たに加わる。工程数も10工程から7工程に減る。</w:t>
+              <w:t xml:space="preserve">左の現状のうちオレンジの②〜⑦（1,030分）が削減され、右の導入後のオレンジの②〜④（231分）が新たに加わる。工程数も10工程から7工程に減る。</w:t>
             </w:r>
           </w:p>
           <w:p>
@@ -11154,7 +11167,7 @@
                 <w:rFonts w:ascii="BIZ UDPゴシック" w:eastAsia="BIZ UDPゴシック" w:hAnsi="BIZ UDPゴシック" w:cs="BIZ UDPゴシック"/>
                 <w:sz w:val="20"/>
               </w:rPr>
-              <w:t>・</w:t>
+              <w:t xml:space="preserve">・削減される作業：計1,030分（現状②〜⑦）。開梱・片付け・ほぐしは詰め（2分／枚）に集約し、昇降・手投入・品種切替は無くなる（B1の解消）。</w:t>
             </w:r>
             <w:r>
               <w:rPr>
@@ -11162,14 +11175,14 @@
                 <w:b/>
                 <w:sz w:val="20"/>
               </w:rPr>
-              <w:t>無くなる作業</w:t>
-            </w:r>
-            <w:r>
-              <w:rPr>
-                <w:rFonts w:ascii="BIZ UDPゴシック" w:eastAsia="BIZ UDPゴシック" w:hAnsi="BIZ UDPゴシック" w:cs="BIZ UDPゴシック"/>
-                <w:sz w:val="20"/>
-              </w:rPr>
-              <w:t>：開梱・片付け・ほぐし・踏み台の昇降・手投入・品種切替の計1,030分（現状②〜⑦）。約8分サイクル×約131回の反復（B1）が消える。</w:t>
+              <w:t xml:space="preserve"/>
+            </w:r>
+            <w:r>
+              <w:rPr>
+                <w:rFonts w:ascii="BIZ UDPゴシック" w:eastAsia="BIZ UDPゴシック" w:hAnsi="BIZ UDPゴシック" w:cs="BIZ UDPゴシック"/>
+                <w:sz w:val="20"/>
+              </w:rPr>
+              <w:t xml:space="preserve"/>
             </w:r>
           </w:p>
           <w:p>
@@ -11197,7 +11210,7 @@
                 <w:rFonts w:ascii="BIZ UDPゴシック" w:eastAsia="BIZ UDPゴシック" w:hAnsi="BIZ UDPゴシック" w:cs="BIZ UDPゴシック"/>
                 <w:sz w:val="20"/>
               </w:rPr>
-              <w:t>：専用パレットへの詰め209分、装填・入替15分、型替え7分の計231分（導入後②〜④）。詰めは踏み台に上がらず、床の作業スペースでまとめて行う。</w:t>
+              <w:t xml:space="preserve">：専用パレットへの詰め209分、装填・入替15分、型替え7分の計231分（導入後②〜④）。詰めは床で束ごとにほぐしながらまとめて行うため、5分おきの小分け作業と待機がなくなる。</w:t>
             </w:r>
           </w:p>
           <w:p>
@@ -11409,7 +11422,7 @@
                 <w:rFonts w:ascii="BIZ UDPゴシック" w:eastAsia="BIZ UDPゴシック" w:hAnsi="BIZ UDPゴシック" w:cs="BIZ UDPゴシック"/>
                 <w:sz w:val="20"/>
               </w:rPr>
-              <w:t>）の脇で専用パレット（h）に詰め、約2時間に1回装填するだけになる。製袋機より後ろのコンベア・リークチェッカから充填室への流れは変えない。</w:t>
+              <w:t xml:space="preserve">）の脇で専用パレット（h）に詰め、約2.5〜3時間に1回装填するだけになる。製袋機より後ろのコンベア・リークチェッカから充填室への流れは変えない。</w:t>
             </w:r>
           </w:p>
           <w:p>
@@ -12086,7 +12099,7 @@
                 <w:color w:val="404040"/>
                 <w:sz w:val="18"/>
               </w:rPr>
-              <w:t>※現状の時間は、投入担当の実作業を1日約131回のサイクルで積算した実績ベースの値である。</w:t>
+              <w:t xml:space="preserve">※現状の時間は、投入担当の拘束時間1,050分を約131回のサイクルで工程別に分けた値（1品種の日ベース）。ほぐし563分は投入間隔（約5分×約131回）から搬入等の93分を除いた時間で、持ち場を離れられない間ほぐしを続けている。</w:t>
             </w:r>
           </w:p>
           <w:p>
@@ -12100,7 +12113,7 @@
                 <w:color w:val="404040"/>
                 <w:sz w:val="18"/>
               </w:rPr>
-              <w:t>※導入後の時間は、1品種の日（15万袋）と2品種の日（10万袋）の単純平均である（両者は年245稼働日の約半分ずつ）。詰め250分／168分→209分、装填・入替18分／12分→15分、型替え0分／14分→7分。</w:t>
+              <w:t xml:space="preserve">※導入後の時間は、1品種の日（15万袋）と2品種の日（10万袋）の単純平均である（両者は年245稼働日の約半分ずつ）。詰め250分／168分→209分、装填・入替18分／12分→15分、型替え0分／14分→7分（予備パレットは形状別に使い分け、型替えは機内25枚のみ）。</w:t>
             </w:r>
           </w:p>
           <w:p>
@@ -12484,7 +12497,7 @@
                       <w:rFonts w:ascii="BIZ UDPゴシック" w:eastAsia="BIZ UDPゴシック" w:hAnsi="BIZ UDPゴシック" w:cs="BIZ UDPゴシック"/>
                       <w:sz w:val="18"/>
                     </w:rPr>
-                    <w:t>装置に専用パレット20枚＝24,000袋（約2時間分）を装填でき、約5分おきの補充がなくなる。供給待ちや投入担当の欠員による停止を防ぎ、17.5時間稼働を安定して保てる。</w:t>
+                    <w:t xml:space="preserve">装置に専用パレット20枚＝24,000袋（約2.7時間分）を装填でき、約5分おきの補充がなくなる。供給待ちや投入担当の欠員による停止を防ぎ、17.5時間稼働を安定して保てる。</w:t>
                   </w:r>
                 </w:p>
               </w:tc>
@@ -12528,7 +12541,7 @@
                       <w:rFonts w:ascii="BIZ UDPゴシック" w:eastAsia="BIZ UDPゴシック" w:hAnsi="BIZ UDPゴシック" w:cs="BIZ UDPゴシック"/>
                       <w:sz w:val="18"/>
                     </w:rPr>
-                    <w:t>安定稼働と人員の再配置により、約4億円規模の案件を断らざるを得なかったときのような機会損失を防ぐ。本装置は製袋機の能力（150袋／分）を上げるものではなく、効果は安定供給と機会損失の防止である。</w:t>
+                    <w:t xml:space="preserve">本装置は製袋機の能力（150袋／分）を上げないが、供給待ちによる停止（1日約30分）の解消と土曜稼働（月2日）で年約470万袋の余地が生まれ、断った案件（年800万袋）の約半分を受注できる。</w:t>
                   </w:r>
                 </w:p>
               </w:tc>
@@ -13178,7 +13191,7 @@
                 <w:rFonts w:ascii="BIZ UDPゴシック" w:eastAsia="BIZ UDPゴシック" w:hAnsi="BIZ UDPゴシック" w:cs="BIZ UDPゴシック"/>
                 <w:sz w:val="20"/>
               </w:rPr>
-              <w:t>▶Gライン部門単独：直近で断った案件と同規模の受託（約4億円）を取り込む場合で試算する。全社の付加価値率13.66%（2026年3月期の付加価値額÷売上高）を当てはめると、付加価値額は年約5,464万円となる。回収期間は101,200,000円÷（9,047,144円＋約54,640,000円）≒</w:t>
+              <w:t xml:space="preserve">▶Gライン部門単独：1年目に受注する断った案件の約半分（約2億円）で試算する。全社の付加価値率13.66%（2026年3月期の付加価値額÷売上高）を当てはめると、付加価値額は年約2,732万円となる。回収期間は101,200,000円÷（9,047,144円＋約27,320,000円）≒2.78年で、耐用年数（10年）の範囲内に収まる。</w:t>
             </w:r>
             <w:r>
               <w:rPr>
@@ -13186,14 +13199,14 @@
                 <w:b/>
                 <w:sz w:val="20"/>
               </w:rPr>
-              <w:t>1.59年</w:t>
-            </w:r>
-            <w:r>
-              <w:rPr>
-                <w:rFonts w:ascii="BIZ UDPゴシック" w:eastAsia="BIZ UDPゴシック" w:hAnsi="BIZ UDPゴシック" w:cs="BIZ UDPゴシック"/>
-                <w:sz w:val="20"/>
-              </w:rPr>
-              <w:t>である。部門単独でも2年以内に回収できる。</w:t>
+              <w:t xml:space="preserve"/>
+            </w:r>
+            <w:r>
+              <w:rPr>
+                <w:rFonts w:ascii="BIZ UDPゴシック" w:eastAsia="BIZ UDPゴシック" w:hAnsi="BIZ UDPゴシック" w:cs="BIZ UDPゴシック"/>
+                <w:sz w:val="20"/>
+              </w:rPr>
+              <w:t xml:space="preserve"/>
             </w:r>
           </w:p>
           <w:p>
@@ -14640,7 +14653,7 @@
                 <w:color w:val="404040"/>
                 <w:sz w:val="18"/>
               </w:rPr>
-              <w:t>※人時は約3,262人時×配分率（四捨五入。各行の和は3,261）。KPIの目標値は、月次の進捗会議で管理する（→5章）。</w:t>
+              <w:t xml:space="preserve">※人時は約3,262人時×配分率（四捨五入。各行の和は3,261）。共通KPIとして創出時間799分／日・遅番のカバー出勤0件／月も管理し、月次の進捗会議で確認する（→5章）。</w:t>
             </w:r>
           </w:p>
           <w:p>
@@ -14791,7 +14804,7 @@
                 <w:rFonts w:ascii="BIZ UDPゴシック" w:eastAsia="BIZ UDPゴシック" w:hAnsi="BIZ UDPゴシック" w:cs="BIZ UDPゴシック"/>
                 <w:sz w:val="20"/>
               </w:rPr>
-              <w:t>新たな展開は既存事業（OEM／ODMの受託製造）の延長線上にあり、既存顧客と既存の製品群を起点とする。1年目の増収は、断った案件と同規模の受託と価格転嫁の範囲内であり、新規需要の開拓を前提としない。</w:t>
+              <w:t xml:space="preserve">新たな展開は既存事業（OEM／ODMの受託製造）の延長線上にあり、既存顧客と既存の製品群を起点とする。1年目の増収は、断った案件の約半分の受託・価格転嫁・既存顧客の増量の範囲内であり、新規需要の開拓を前提としない。</w:t>
             </w:r>
           </w:p>
           <w:p>
@@ -15226,7 +15239,7 @@
                 <w:rFonts w:ascii="BIZ UDPゴシック" w:eastAsia="BIZ UDPゴシック" w:hAnsi="BIZ UDPゴシック" w:cs="BIZ UDPゴシック"/>
                 <w:sz w:val="20"/>
               </w:rPr>
-              <w:t>▶地域雇用：富山市で177名（申請時点）を雇用し、新卒採用（年3〜4名）を続けて3年目は191名とする。製造業の労働力が2040年に▲23.1%と推計される中（T1）、働きやすい職場で雇用を守ること自体が地域貢献である。</w:t>
+              <w:t xml:space="preserve">▶地域雇用：富山市で177名（申請時点）を雇用し、新卒採用（年3〜4名）を続けて3年目は191名とする。県内製造業で2040年に約23%の人手不足が見込まれる中（T1）、働きやすい職場で雇用を守ること自体が地域貢献である。</w:t>
             </w:r>
           </w:p>
           <w:p>
@@ -16166,7 +16179,7 @@
                 <w:rFonts w:ascii="BIZ UDPゴシック" w:eastAsia="BIZ UDPゴシック" w:hAnsi="BIZ UDPゴシック" w:cs="BIZ UDPゴシック"/>
                 <w:sz w:val="20"/>
               </w:rPr>
-              <w:t>2026年4月に総額約5%の賃上げを実施済みである。計画では保守的に、足下は年3%を上回る水準（年平均3.02%、要件3%以上）で引き上げ、基準年度は4,584,175円となる。</w:t>
+              <w:t xml:space="preserve">2026年4月に人件費総額ベースで約5%の賃上げを実施済みだが、1人当たりの平均は新卒・中途の入替で伸びが小さくなるため、保守的に、足下は年3%を上回る水準（年平均3.02%、要件3%以上）で引き上げ、基準年度は4,584,175円となる。</w:t>
             </w:r>
           </w:p>
           <w:p>
@@ -17026,7 +17039,7 @@
                 <w:rFonts w:ascii="BIZ UDPゴシック" w:eastAsia="BIZ UDPゴシック" w:hAnsi="BIZ UDPゴシック" w:cs="BIZ UDPゴシック"/>
                 <w:sz w:val="20"/>
               </w:rPr>
-              <w:t>新卒採用者の給与は平均を下回るため、既存従業員の賃上げは3.5%を上回る水準で運用する。</w:t>
+              <w:t xml:space="preserve">既存従業員は年約4%（定期昇給＋ベースアップ）で引き上げ、新卒入社による平均の引下げ（約−0.5pt）を織り込んで年平均3.52%とする。</w:t>
             </w:r>
           </w:p>
           <w:p>
@@ -17213,7 +17226,7 @@
                 <w:rFonts w:ascii="BIZ UDPゴシック" w:eastAsia="BIZ UDPゴシック" w:hAnsi="BIZ UDPゴシック" w:cs="BIZ UDPゴシック"/>
                 <w:sz w:val="20"/>
               </w:rPr>
-              <w:t>補助金46,000,000円（補助率1/2）は、補助事業の完了後、実績報告を経て入金される。入金までの間は、この分も自己資金で立て替える。</w:t>
+              <w:t xml:space="preserve">補助金46,000,000円（補助率1/2）は、補助事業の完了後、実績報告を経て入金される。入金までの間は、この分も自己資金で立て替える。補助金を活用できない場合は投資規模の縮小や導入時期の見直しが必要となり、効果の発現が遅れる。</w:t>
             </w:r>
           </w:p>
           <w:tbl>
@@ -21131,7 +21144,7 @@
                 <w:rFonts w:ascii="BIZ UDPゴシック" w:eastAsia="BIZ UDPゴシック" w:hAnsi="BIZ UDPゴシック" w:cs="BIZ UDPゴシック"/>
                 <w:sz w:val="20"/>
               </w:rPr>
-              <w:t>・2029年3月期（1年目）：通年稼働で17.5時間稼働が安定し、断ってきた規模の案件を取り込む（売上+4.0%、+460百万円）。労務費の抑制と価格転嫁で原価率を0.25pt改善し、本設備の償却が始まる。</w:t>
+              <w:t xml:space="preserve">・2029年3月期（1年目）：停止の解消と土曜稼働の余地で断った案件の約半分を受注し、価格転嫁等とあわせ売上+4.0%（+460百万円）。労務費の抑制と価格転嫁で原価率を0.25pt改善し、本設備の償却が始まる。</w:t>
             </w:r>
           </w:p>
           <w:p>
@@ -21189,7 +21202,7 @@
                 <w:rFonts w:ascii="BIZ UDPゴシック" w:eastAsia="BIZ UDPゴシック" w:hAnsi="BIZ UDPゴシック" w:cs="BIZ UDPゴシック"/>
                 <w:sz w:val="20"/>
               </w:rPr>
-              <w:t>売上高は、①顧客、②市場データ、③過去トレンドの3段で裏づける。1年目の増収は断った案件と価格転嫁の範囲内とし、新規需要の開拓を前提としない。他ラインへの展開も、本計画には含めない。</w:t>
+              <w:t xml:space="preserve">売上高は、①顧客、②市場データ、③過去トレンドの3段で裏づける。1年目の増収は断った案件の一部・価格転嫁・既存顧客の増量の範囲内とし、新規需要の開拓を前提としない。他ラインへの展開も、本計画には含めない。</w:t>
             </w:r>
           </w:p>
           <w:p>
@@ -21245,7 +21258,7 @@
                 <w:rFonts w:ascii="BIZ UDPゴシック" w:eastAsia="BIZ UDPゴシック" w:hAnsi="BIZ UDPゴシック" w:cs="BIZ UDPゴシック"/>
                 <w:sz w:val="20"/>
               </w:rPr>
-              <w:t>Gラインは生産の余力が小さく、受託を断らざるを得なかった案件がある。直近の年800万袋×50円（約4億円）規模の例は、1品種の日の生産量（15万袋）の約53日分に当たる。本装置は製袋機の能力（150袋／分）を上げない。この規模の案件は、遅番を社員1名で回せることで生まれる稼働の余地で受ける</w:t>
+              <w:t xml:space="preserve">Gラインは生産の余力が小さく、直近では年800万袋×50円（約4億円）規模の案件を断った。本装置は製袋機の能力を上げないが、(a)休憩・欠員時の供給待ちによる停止（1日約30分≒年約110万袋）がなくなり、(b)製袋室が少人数で回るため土曜稼働を月2日追加できる（年360万袋）。計約470万袋の余地で1年目は同案件の約半分（年400万袋≒約2億円）を受注し、(c)増収の残りは全社の価格転嫁（+1.5%≒約1.7億円）と既存顧客の増量（約0.9億円）である。</w:t>
             </w:r>
           </w:p>
           <w:p>
@@ -21305,7 +21318,7 @@
                 <w:rFonts w:ascii="BIZ UDPゴシック" w:eastAsia="BIZ UDPゴシック" w:hAnsi="BIZ UDPゴシック" w:cs="BIZ UDPゴシック"/>
                 <w:sz w:val="20"/>
               </w:rPr>
-              <w:t>売上高は直近3期で11,049→11,640→11,168百万円と、110億円台で推移している。1年目の11,966百万円は、最高値の2025年3月期を約3.3億円上回る。この増分は、断った案件（約4億円規模）の範囲内に収まる。</w:t>
+              <w:t xml:space="preserve">売上高は直近3期で11,049→11,640→11,168百万円と、110億円台で推移している。1年目の11,966百万円は、最高値の2025年3月期を約3.3億円上回るが、上記の受注と価格転嫁で説明できる範囲である。</w:t>
             </w:r>
           </w:p>
           <w:p>
@@ -21361,7 +21374,7 @@
                 <w:rFonts w:ascii="BIZ UDPゴシック" w:eastAsia="BIZ UDPゴシック" w:hAnsi="BIZ UDPゴシック" w:cs="BIZ UDPゴシック"/>
                 <w:sz w:val="20"/>
               </w:rPr>
-              <w:t>・</w:t>
+              <w:t xml:space="preserve">・改善の内訳：ODM売上比率を約10%→3年目約14.5%（年+1.5pt）に高め、OEMとの粗利率差（約20pt。例：売価56円／原価44円）で年+0.30pt、価格転嫁で+0.05pt、労務費の抑制で1年目+0.07pt。賃上げによる労務費率の上昇（年−0.06〜−0.09pt）を引いても0.25pt以上あり、計画は保守的に年0.25ptとした。</w:t>
             </w:r>
             <w:r>
               <w:rPr>
@@ -21369,14 +21382,14 @@
                 <w:b/>
                 <w:sz w:val="20"/>
               </w:rPr>
-              <w:t>改善の理由：</w:t>
-            </w:r>
-            <w:r>
-              <w:rPr>
-                <w:rFonts w:ascii="BIZ UDPゴシック" w:eastAsia="BIZ UDPゴシック" w:hAnsi="BIZ UDPゴシック" w:cs="BIZ UDPゴシック"/>
-                <w:sz w:val="20"/>
-              </w:rPr>
-              <w:t>①労務費の抑制（別紙3の削減額9,047,144円／年）、②提案型ODMの比率向上、③価格転嫁の進展である。提案型ODMは利益率が高い（例：小売店の自社ブランド向けで売価56円／原価44円）。</w:t>
+              <w:t xml:space="preserve"/>
+            </w:r>
+            <w:r>
+              <w:rPr>
+                <w:rFonts w:ascii="BIZ UDPゴシック" w:eastAsia="BIZ UDPゴシック" w:hAnsi="BIZ UDPゴシック" w:cs="BIZ UDPゴシック"/>
+                <w:sz w:val="20"/>
+              </w:rPr>
+              <w:t xml:space="preserve"/>
             </w:r>
           </w:p>
           <w:p>
@@ -21507,7 +21520,7 @@
                 <w:rFonts w:ascii="BIZ UDPゴシック" w:eastAsia="BIZ UDPゴシック" w:hAnsi="BIZ UDPゴシック" w:cs="BIZ UDPゴシック"/>
                 <w:sz w:val="20"/>
               </w:rPr>
-              <w:t>1人当たり人件費を、足下は+3%、基準年度以降は+3.5%上げる。これに従業員数（177→181→184→188→191名）を掛けて積み上げる。進行期の+3%は、2026年4月に実施済みの賃上げ（総額約5%）より控えめに見込んだ。役員報酬65,655,000円は据え置く。</w:t>
+              <w:t xml:space="preserve">1人当たり人件費を、足下は+3%、基準年度以降は+3.5%上げる。これに従業員数（177→181→184→188→191名）を掛けて積み上げる。進行期の+3%は、2026年4月の賃上げ（人件費総額ベース約5%）から入替による平均の低下を見込んだ値である（給与支給総額+9.8%は全月分支給者166→177名の増、人件費+0.7%は期末従業員181→177名の減による）。役員報酬65,655,000円は据え置く。</w:t>
             </w:r>
           </w:p>
           <w:p>
@@ -21707,7 +21720,7 @@
                 <w:rFonts w:ascii="BIZ UDPゴシック" w:eastAsia="BIZ UDPゴシック" w:hAnsi="BIZ UDPゴシック" w:cs="BIZ UDPゴシック"/>
                 <w:sz w:val="20"/>
               </w:rPr>
-              <w:t>統括責任者の沖野の下、生産部が現場と技術を、経営統括本部が財務・事務を担う。進捗は、統括責任者が代表取締役社長へ報告する。</w:t>
+              <w:t xml:space="preserve">事業責任者の社長の下、統括責任者の沖野が現場（生産部）と財務・事務（経営統括本部）を束ね、月次で社長へ報告する。</w:t>
             </w:r>
           </w:p>
         </w:tc>
@@ -21869,6 +21882,94 @@
                       <w:rFonts w:ascii="BIZ UDPゴシック" w:eastAsia="BIZ UDPゴシック" w:hAnsi="BIZ UDPゴシック" w:cs="BIZ UDPゴシック"/>
                       <w:sz w:val="18"/>
                     </w:rPr>
+                    <w:t>翠田 圭吾</w:t>
+                  </w:r>
+                </w:p>
+              </w:tc>
+              <w:tc>
+                <w:tcPr>
+                  <w:tcW w:w="2157" w:type="dxa"/>
+                  <w:vAlign w:val="center"/>
+                </w:tcPr>
+                <w:p>
+                  <w:pPr>
+                    <w:spacing w:line="210" w:lineRule="exact"/>
+                    <w:jc w:val="center"/>
+                  </w:pPr>
+                  <w:r>
+                    <w:rPr>
+                      <w:rFonts w:ascii="BIZ UDPゴシック" w:eastAsia="BIZ UDPゴシック" w:hAnsi="BIZ UDPゴシック" w:cs="BIZ UDPゴシック"/>
+                      <w:sz w:val="18"/>
+                    </w:rPr>
+                    <w:t>代表取締役社長</w:t>
+                  </w:r>
+                </w:p>
+              </w:tc>
+              <w:tc>
+                <w:tcPr>
+                  <w:tcW w:w="4202" w:type="dxa"/>
+                  <w:vAlign w:val="center"/>
+                </w:tcPr>
+                <w:p>
+                  <w:pPr>
+                    <w:spacing w:line="210" w:lineRule="exact"/>
+                  </w:pPr>
+                  <w:r>
+                    <w:rPr>
+                      <w:rFonts w:ascii="BIZ UDPゴシック" w:eastAsia="BIZ UDPゴシック" w:hAnsi="BIZ UDPゴシック" w:cs="BIZ UDPゴシック"/>
+                      <w:b/>
+                      <w:sz w:val="18"/>
+                    </w:rPr>
+                    <w:t xml:space="preserve">事業責任者：投資の最終決定、賃上げ計画の表明、月次報告の受領</w:t>
+                  </w:r>
+                  <w:r>
+                    <w:rPr>
+                      <w:rFonts w:ascii="BIZ UDPゴシック" w:eastAsia="BIZ UDPゴシック" w:hAnsi="BIZ UDPゴシック" w:cs="BIZ UDPゴシック"/>
+                      <w:sz w:val="18"/>
+                    </w:rPr>
+                    <w:t xml:space="preserve"/>
+                  </w:r>
+                </w:p>
+              </w:tc>
+              <w:tc>
+                <w:tcPr>
+                  <w:tcW w:w="3406" w:type="dxa"/>
+                  <w:vAlign w:val="center"/>
+                </w:tcPr>
+                <w:p>
+                  <w:pPr>
+                    <w:spacing w:line="210" w:lineRule="exact"/>
+                  </w:pPr>
+                  <w:r>
+                    <w:rPr>
+                      <w:rFonts w:ascii="BIZ UDPゴシック" w:eastAsia="BIZ UDPゴシック" w:hAnsi="BIZ UDPゴシック" w:cs="BIZ UDPゴシック"/>
+                      <w:sz w:val="18"/>
+                    </w:rPr>
+                    <w:t>2026年6月に就任。本事業を「さらなる挑戦と成長」の第一歩と位置付ける</w:t>
+                  </w:r>
+                </w:p>
+              </w:tc>
+            </w:tr>
+            <w:tr>
+              <w:trPr>
+                <w:cantSplit/>
+                <w:trHeight w:val="551"/>
+              </w:trPr>
+              <w:tc>
+                <w:tcPr>
+                  <w:tcW w:w="1136" w:type="dxa"/>
+                  <w:vAlign w:val="center"/>
+                </w:tcPr>
+                <w:p>
+                  <w:pPr>
+                    <w:spacing w:line="210" w:lineRule="exact"/>
+                    <w:jc w:val="center"/>
+                  </w:pPr>
+                  <w:r>
+                    <w:rPr>
+                      <w:rFonts w:ascii="BIZ UDPゴシック" w:eastAsia="BIZ UDPゴシック" w:hAnsi="BIZ UDPゴシック" w:cs="BIZ UDPゴシック"/>
+                      <w:sz w:val="18"/>
+                    </w:rPr>
                     <w:t>沖野 寿幸</w:t>
                   </w:r>
                 </w:p>
@@ -21920,14 +22021,14 @@
                       <w:b/>
                       <w:sz w:val="18"/>
                     </w:rPr>
-                    <w:t>統括責任者</w:t>
-                  </w:r>
-                  <w:r>
-                    <w:rPr>
-                      <w:rFonts w:ascii="BIZ UDPゴシック" w:eastAsia="BIZ UDPゴシック" w:hAnsi="BIZ UDPゴシック" w:cs="BIZ UDPゴシック"/>
-                      <w:sz w:val="18"/>
-                    </w:rPr>
-                    <w:t>：投資の意思決定、補助金事務局・フジシールとの対外折衝、賃上げ計画の従業員への表明、事業全体の進捗統括</w:t>
+                    <w:t xml:space="preserve">統括責任者：実務の意思決定、補助金事務局・フジシールとの対外折衝、賃上げ計画の表明の準備、事業全体の進捗統括</w:t>
+                  </w:r>
+                  <w:r>
+                    <w:rPr>
+                      <w:rFonts w:ascii="BIZ UDPゴシック" w:eastAsia="BIZ UDPゴシック" w:hAnsi="BIZ UDPゴシック" w:cs="BIZ UDPゴシック"/>
+                      <w:sz w:val="18"/>
+                    </w:rPr>
+                    <w:t xml:space="preserve"/>
                   </w:r>
                 </w:p>
               </w:tc>
@@ -22826,7 +22927,7 @@
                       <w:rFonts w:ascii="BIZ UDPゴシック" w:eastAsia="BIZ UDPゴシック" w:hAnsi="BIZ UDPゴシック" w:cs="BIZ UDPゴシック"/>
                       <w:sz w:val="18"/>
                     </w:rPr>
-                    <w:t>KPI（創出時間、遅番の派遣依頼・カバー出勤の件数、多能工化の習熟者数、ODM試作件数）を月次で確認し、未達があれば配置と手順を見直す。創出した時間は3章の3段階で人に再配置する。2029年4月から5年間、毎年効果報告と賃金台帳を提出する。</w:t>
+                    <w:t xml:space="preserve">3章のKPI（創出時間、カバー出勤件数、習熟者数、遅番担当日数、工程内検査件数、ODM試作件数、マニュアル整備件数）を月次で確認し、未達があれば配置と手順を見直す。創出した時間は3章の3段階で人に再配置する。2029年4月から5年間、毎年効果報告と賃金台帳を提出する。</w:t>
                   </w:r>
                 </w:p>
               </w:tc>
@@ -23743,7 +23844,7 @@
                       <w:rFonts w:ascii="BIZ UDPゴシック" w:eastAsia="BIZ UDPゴシック" w:hAnsi="BIZ UDPゴシック" w:cs="BIZ UDPゴシック"/>
                       <w:sz w:val="18"/>
                     </w:rPr>
-                    <w:t>1年目の増収は、断った案件と価格転嫁の範囲内に抑えた。パートへの遅番の移管が遅れても、遅番は導入時から社員1名で回り、派遣依存の解消（W3）は損なわれない。付加価値額の増加を1年あたりで見ても、投資回収期間は</w:t>
+                    <w:t xml:space="preserve">1年目の増収は、断った案件の約半分と価格転嫁等の範囲内に抑えた。パートへの遅番の移管が遅れても、遅番は導入時から社員1名で回り、派遣依存の解消（W3）は損なわれない。付加価値額の増加を1年あたりで見ても、投資回収期間は</w:t>
                   </w:r>
                   <w:r>
                     <w:rPr>
@@ -24073,7 +24174,7 @@
                 <w:rFonts w:ascii="BIZ UDPゴシック" w:eastAsia="BIZ UDPゴシック" w:hAnsi="BIZ UDPゴシック" w:cs="BIZ UDPゴシック"/>
                 <w:sz w:val="20"/>
               </w:rPr>
-              <w:t>本事業は、事業承継を契機に、人に依存した投入工程を改め、次の世代へ引き継げる生産体制を築く取組である。あわせて熟練者の段取りのコツを作業手順書に残し、技術の継承も進める（W2の克服）。</w:t>
+              <w:t xml:space="preserve">本事業は、事業承継を契機に、人に依存した投入工程を改め、次の世代へ引き継げる生産体制を築く取組である。あわせて熟練者の段取りのコツを作業手順書に残し、技術の継承も進める（W2の克服）。本件は、事業承継（代表者交代）に係る加点を申請する。</w:t>
             </w:r>
           </w:p>
           <w:p>

--- a/作成中事業計画書/20261001【更新版】作成中【参考様式】事業計画書（その１その２）第8回フォーマット.docx
+++ b/作成中事業計画書/20261001【更新版】作成中【参考様式】事業計画書（その１その２）第8回フォーマット.docx
@@ -1447,7 +1447,20 @@
                       <w:rFonts w:ascii="BIZ UDPゴシック" w:eastAsia="BIZ UDPゴシック" w:hAnsi="BIZ UDPゴシック" w:cs="BIZ UDPゴシック"/>
                       <w:sz w:val="18"/>
                     </w:rPr>
-                    <w:t>運搬費</w:t>
+                    <w:t>機械装置・</w:t>
+                  </w:r>
+                </w:p>
+                <w:p>
+                  <w:pPr>
+                    <w:spacing w:line="210" w:lineRule="exact"/>
+                    <w:jc w:val="center"/>
+                  </w:pPr>
+                  <w:r>
+                    <w:rPr>
+                      <w:rFonts w:ascii="BIZ UDPゴシック" w:eastAsia="BIZ UDPゴシック" w:hAnsi="BIZ UDPゴシック" w:cs="BIZ UDPゴシック"/>
+                      <w:sz w:val="18"/>
+                    </w:rPr>
+                    <w:t>システム構築費</w:t>
                   </w:r>
                 </w:p>
               </w:tc>
@@ -4153,23 +4166,7 @@
                       <w:rFonts w:ascii="BIZ UDPゴシック" w:eastAsia="BIZ UDPゴシック" w:hAnsi="BIZ UDPゴシック" w:cs="BIZ UDPゴシック"/>
                       <w:sz w:val="20"/>
                     </w:rPr>
-                    <w:t>2035ビジョンに掲げる売上高300億円と、品質・労働環境・高収益を両立する「次世代型飲料</w:t>
-                  </w:r>
-                  <w:proofErr w:type="gramStart"/>
-                  <w:r>
-                    <w:rPr>
-                      <w:rFonts w:ascii="BIZ UDPゴシック" w:eastAsia="BIZ UDPゴシック" w:hAnsi="BIZ UDPゴシック" w:cs="BIZ UDPゴシック"/>
-                      <w:sz w:val="20"/>
-                    </w:rPr>
-                    <w:t>製造メーカー</w:t>
-                  </w:r>
-                  <w:proofErr w:type="gramEnd"/>
-                  <w:r>
-                    <w:rPr>
-                      <w:rFonts w:ascii="BIZ UDPゴシック" w:eastAsia="BIZ UDPゴシック" w:hAnsi="BIZ UDPゴシック" w:cs="BIZ UDPゴシック"/>
-                      <w:sz w:val="20"/>
-                    </w:rPr>
-                    <w:t>」を実現する。省力化で生まれた時間を「難度の高い仕事」に充て、理念①を体現する企業となる。</w:t>
+                    <w:t>2035ビジョンに掲げる売上高300億円と、品質・労働環境・高収益を両立する「次世代型飲料製造メーカー」を実現する。省力化で生まれた時間を「難度の高い仕事」に充て、理念①を体現する企業となる。</w:t>
                   </w:r>
                 </w:p>
               </w:tc>
@@ -8120,39 +8117,7 @@
                       <w:rFonts w:ascii="BIZ UDPゴシック" w:eastAsia="BIZ UDPゴシック" w:hAnsi="BIZ UDPゴシック" w:cs="BIZ UDPゴシック"/>
                       <w:sz w:val="18"/>
                     </w:rPr>
-                    <w:t>製袋〜充填〜殺菌は、FSSC22000のもと</w:t>
-                  </w:r>
-                  <w:proofErr w:type="gramStart"/>
-                  <w:r>
-                    <w:rPr>
-                      <w:rFonts w:ascii="BIZ UDPゴシック" w:eastAsia="BIZ UDPゴシック" w:hAnsi="BIZ UDPゴシック" w:cs="BIZ UDPゴシック"/>
-                      <w:sz w:val="18"/>
-                    </w:rPr>
-                    <w:t>で</w:t>
-                  </w:r>
-                  <w:proofErr w:type="gramEnd"/>
-                  <w:r>
-                    <w:rPr>
-                      <w:rFonts w:ascii="BIZ UDPゴシック" w:eastAsia="BIZ UDPゴシック" w:hAnsi="BIZ UDPゴシック" w:cs="BIZ UDPゴシック"/>
-                      <w:sz w:val="18"/>
-                    </w:rPr>
-                    <w:t>自社工場内</w:t>
-                  </w:r>
-                  <w:proofErr w:type="gramStart"/>
-                  <w:r>
-                    <w:rPr>
-                      <w:rFonts w:ascii="BIZ UDPゴシック" w:eastAsia="BIZ UDPゴシック" w:hAnsi="BIZ UDPゴシック" w:cs="BIZ UDPゴシック"/>
-                      <w:sz w:val="18"/>
-                    </w:rPr>
-                    <w:t>で</w:t>
-                  </w:r>
-                  <w:proofErr w:type="gramEnd"/>
-                  <w:r>
-                    <w:rPr>
-                      <w:rFonts w:ascii="BIZ UDPゴシック" w:eastAsia="BIZ UDPゴシック" w:hAnsi="BIZ UDPゴシック" w:cs="BIZ UDPゴシック"/>
-                      <w:sz w:val="18"/>
-                    </w:rPr>
-                    <w:t>行う一貫工程であり、投入だけを切り出せない。取引先のレシピ・仕様の機密保持の面でも外部に出せない（S1）</w:t>
+                    <w:t>製袋〜充填〜殺菌は、FSSC22000のもとで自社工場内で行う一貫工程であり、投入だけを切り出せない。取引先のレシピ・仕様の機密保持の面でも外部に出せない（S1）</w:t>
                   </w:r>
                 </w:p>
               </w:tc>
@@ -9329,12 +9294,23 @@
                   <w:pPr>
                     <w:spacing w:line="210" w:lineRule="exact"/>
                   </w:pPr>
-                  <w:r>
-                    <w:rPr>
-                      <w:rFonts w:ascii="BIZ UDPゴシック" w:eastAsia="BIZ UDPゴシック" w:hAnsi="BIZ UDPゴシック" w:cs="BIZ UDPゴシック"/>
-                      <w:sz w:val="18"/>
+                  <w:commentRangeStart w:id="0"/>
+                  <w:r>
+                    <w:rPr>
+                      <w:rFonts w:ascii="BIZ UDPゴシック" w:eastAsia="BIZ UDPゴシック" w:hAnsi="BIZ UDPゴシック" w:cs="BIZ UDPゴシック"/>
+                      <w:sz w:val="18"/>
+                      <w:highlight w:val="yellow"/>
                     </w:rPr>
                     <w:t>仮置き台車（17台）</w:t>
+                  </w:r>
+                  <w:commentRangeEnd w:id="0"/>
+                  <w:r>
+                    <w:rPr>
+                      <w:rStyle w:val="af3"/>
+                      <w:sz w:val="24"/>
+                      <w:szCs w:val="24"/>
+                    </w:rPr>
+                    <w:commentReference w:id="0"/>
                   </w:r>
                 </w:p>
               </w:tc>
@@ -9525,12 +9501,14 @@
                     <w:rPr>
                       <w:rFonts w:ascii="BIZ UDPゴシック" w:eastAsia="BIZ UDPゴシック" w:hAnsi="BIZ UDPゴシック" w:cs="BIZ UDPゴシック"/>
                       <w:sz w:val="18"/>
-                    </w:rPr>
-                  </w:pPr>
-                  <w:r>
-                    <w:rPr>
-                      <w:rFonts w:ascii="BIZ UDPゴシック" w:eastAsia="BIZ UDPゴシック" w:hAnsi="BIZ UDPゴシック" w:cs="BIZ UDPゴシック"/>
-                      <w:sz w:val="18"/>
+                      <w:highlight w:val="yellow"/>
+                    </w:rPr>
+                  </w:pPr>
+                  <w:r>
+                    <w:rPr>
+                      <w:rFonts w:ascii="BIZ UDPゴシック" w:eastAsia="BIZ UDPゴシック" w:hAnsi="BIZ UDPゴシック" w:cs="BIZ UDPゴシック"/>
+                      <w:sz w:val="18"/>
+                      <w:highlight w:val="yellow"/>
                     </w:rPr>
                     <w:t xml:space="preserve">既設SPM機 </w:t>
                   </w:r>
@@ -9538,11 +9516,15 @@
                 <w:p>
                   <w:pPr>
                     <w:spacing w:line="210" w:lineRule="exact"/>
-                  </w:pPr>
-                  <w:r>
-                    <w:rPr>
-                      <w:rFonts w:ascii="BIZ UDPゴシック" w:eastAsia="BIZ UDPゴシック" w:hAnsi="BIZ UDPゴシック" w:cs="BIZ UDPゴシック"/>
-                      <w:sz w:val="18"/>
+                    <w:rPr>
+                      <w:highlight w:val="yellow"/>
+                    </w:rPr>
+                  </w:pPr>
+                  <w:r>
+                    <w:rPr>
+                      <w:rFonts w:ascii="BIZ UDPゴシック" w:eastAsia="BIZ UDPゴシック" w:hAnsi="BIZ UDPゴシック" w:cs="BIZ UDPゴシック"/>
+                      <w:sz w:val="18"/>
+                      <w:highlight w:val="yellow"/>
                     </w:rPr>
                     <w:t>改造部品・設計変更</w:t>
                   </w:r>
@@ -9556,11 +9538,15 @@
                 <w:p>
                   <w:pPr>
                     <w:spacing w:line="210" w:lineRule="exact"/>
-                  </w:pPr>
-                  <w:r>
-                    <w:rPr>
-                      <w:rFonts w:ascii="BIZ UDPゴシック" w:eastAsia="BIZ UDPゴシック" w:hAnsi="BIZ UDPゴシック" w:cs="BIZ UDPゴシック"/>
-                      <w:sz w:val="18"/>
+                    <w:rPr>
+                      <w:highlight w:val="yellow"/>
+                    </w:rPr>
+                  </w:pPr>
+                  <w:r>
+                    <w:rPr>
+                      <w:rFonts w:ascii="BIZ UDPゴシック" w:eastAsia="BIZ UDPゴシック" w:hAnsi="BIZ UDPゴシック" w:cs="BIZ UDPゴシック"/>
+                      <w:sz w:val="18"/>
+                      <w:highlight w:val="yellow"/>
                     </w:rPr>
                     <w:t>導入後③（装置と製袋機の接続）</w:t>
                   </w:r>
@@ -9574,11 +9560,15 @@
                 <w:p>
                   <w:pPr>
                     <w:spacing w:line="210" w:lineRule="exact"/>
-                  </w:pPr>
-                  <w:r>
-                    <w:rPr>
-                      <w:rFonts w:ascii="BIZ UDPゴシック" w:eastAsia="BIZ UDPゴシック" w:hAnsi="BIZ UDPゴシック" w:cs="BIZ UDPゴシック"/>
-                      <w:sz w:val="18"/>
+                    <w:rPr>
+                      <w:highlight w:val="yellow"/>
+                    </w:rPr>
+                  </w:pPr>
+                  <w:r>
+                    <w:rPr>
+                      <w:rFonts w:ascii="BIZ UDPゴシック" w:eastAsia="BIZ UDPゴシック" w:hAnsi="BIZ UDPゴシック" w:cs="BIZ UDPゴシック"/>
+                      <w:sz w:val="18"/>
+                      <w:highlight w:val="yellow"/>
                     </w:rPr>
                     <w:t>マガジン（14ポケット）に合わせた供給位置・寸法への改造</w:t>
                   </w:r>
@@ -9635,11 +9625,16 @@
                 <w:p>
                   <w:pPr>
                     <w:spacing w:line="210" w:lineRule="exact"/>
-                  </w:pPr>
-                  <w:r>
-                    <w:rPr>
-                      <w:rFonts w:ascii="BIZ UDPゴシック" w:eastAsia="BIZ UDPゴシック" w:hAnsi="BIZ UDPゴシック" w:cs="BIZ UDPゴシック"/>
-                      <w:sz w:val="18"/>
+                    <w:rPr>
+                      <w:highlight w:val="yellow"/>
+                    </w:rPr>
+                  </w:pPr>
+                  <w:commentRangeStart w:id="1"/>
+                  <w:r>
+                    <w:rPr>
+                      <w:rFonts w:ascii="BIZ UDPゴシック" w:eastAsia="BIZ UDPゴシック" w:hAnsi="BIZ UDPゴシック" w:cs="BIZ UDPゴシック"/>
+                      <w:sz w:val="18"/>
+                      <w:highlight w:val="yellow"/>
                     </w:rPr>
                     <w:t>現地改造工事（約11日）</w:t>
                   </w:r>
@@ -9653,11 +9648,15 @@
                 <w:p>
                   <w:pPr>
                     <w:spacing w:line="210" w:lineRule="exact"/>
-                  </w:pPr>
-                  <w:r>
-                    <w:rPr>
-                      <w:rFonts w:ascii="BIZ UDPゴシック" w:eastAsia="BIZ UDPゴシック" w:hAnsi="BIZ UDPゴシック" w:cs="BIZ UDPゴシック"/>
-                      <w:sz w:val="18"/>
+                    <w:rPr>
+                      <w:highlight w:val="yellow"/>
+                    </w:rPr>
+                  </w:pPr>
+                  <w:r>
+                    <w:rPr>
+                      <w:rFonts w:ascii="BIZ UDPゴシック" w:eastAsia="BIZ UDPゴシック" w:hAnsi="BIZ UDPゴシック" w:cs="BIZ UDPゴシック"/>
+                      <w:sz w:val="18"/>
+                      <w:highlight w:val="yellow"/>
                     </w:rPr>
                     <w:t>―</w:t>
                   </w:r>
@@ -9671,13 +9670,27 @@
                 <w:p>
                   <w:pPr>
                     <w:spacing w:line="210" w:lineRule="exact"/>
-                  </w:pPr>
-                  <w:r>
-                    <w:rPr>
-                      <w:rFonts w:ascii="BIZ UDPゴシック" w:eastAsia="BIZ UDPゴシック" w:hAnsi="BIZ UDPゴシック" w:cs="BIZ UDPゴシック"/>
-                      <w:sz w:val="18"/>
+                    <w:rPr>
+                      <w:highlight w:val="yellow"/>
+                    </w:rPr>
+                  </w:pPr>
+                  <w:r>
+                    <w:rPr>
+                      <w:rFonts w:ascii="BIZ UDPゴシック" w:eastAsia="BIZ UDPゴシック" w:hAnsi="BIZ UDPゴシック" w:cs="BIZ UDPゴシック"/>
+                      <w:sz w:val="18"/>
+                      <w:highlight w:val="yellow"/>
                     </w:rPr>
                     <w:t>工事〜調整〜生産立会</w:t>
+                  </w:r>
+                  <w:commentRangeEnd w:id="1"/>
+                  <w:r>
+                    <w:rPr>
+                      <w:rStyle w:val="af3"/>
+                      <w:sz w:val="24"/>
+                      <w:szCs w:val="24"/>
+                      <w:highlight w:val="yellow"/>
+                    </w:rPr>
+                    <w:commentReference w:id="1"/>
                   </w:r>
                 </w:p>
               </w:tc>
@@ -11027,7 +11040,7 @@
               <w:spacing w:before="40" w:line="210" w:lineRule="exact"/>
               <w:jc w:val="center"/>
               <w:rPr>
-                <w:rFonts w:ascii="BIZ UDPゴシック" w:eastAsia="BIZ UDPゴシック" w:hAnsi="BIZ UDPゴシック" w:cs="BIZ UDPゴシック" w:hint="eastAsia"/>
+                <w:rFonts w:ascii="BIZ UDPゴシック" w:eastAsia="BIZ UDPゴシック" w:hAnsi="BIZ UDPゴシック" w:cs="BIZ UDPゴシック"/>
                 <w:b/>
                 <w:color w:val="1F3864"/>
                 <w:sz w:val="18"/>
@@ -11069,7 +11082,7 @@
                           <pic:cNvPicPr/>
                         </pic:nvPicPr>
                         <pic:blipFill>
-                          <a:blip r:embed="rId16" cstate="print">
+                          <a:blip r:embed="rId19" cstate="print">
                             <a:extLst>
                               <a:ext uri="{28A0092B-C50C-407E-A947-70E740481C1C}">
                                 <a14:useLocalDpi xmlns:a14="http://schemas.microsoft.com/office/drawing/2010/main" val="0"/>
@@ -11323,7 +11336,7 @@
                           <pic:cNvPicPr/>
                         </pic:nvPicPr>
                         <pic:blipFill>
-                          <a:blip r:embed="rId17" cstate="print">
+                          <a:blip r:embed="rId20" cstate="print">
                             <a:extLst>
                               <a:ext uri="{28A0092B-C50C-407E-A947-70E740481C1C}">
                                 <a14:useLocalDpi xmlns:a14="http://schemas.microsoft.com/office/drawing/2010/main" val="0"/>
@@ -11393,23 +11406,7 @@
                 <w:rFonts w:ascii="BIZ UDPゴシック" w:eastAsia="BIZ UDPゴシック" w:hAnsi="BIZ UDPゴシック" w:cs="BIZ UDPゴシック"/>
                 <w:sz w:val="20"/>
               </w:rPr>
-              <w:t>人は仮置き台車（</w:t>
-            </w:r>
-            <w:proofErr w:type="spellStart"/>
-            <w:r>
-              <w:rPr>
-                <w:rFonts w:ascii="BIZ UDPゴシック" w:eastAsia="BIZ UDPゴシック" w:hAnsi="BIZ UDPゴシック" w:cs="BIZ UDPゴシック"/>
-                <w:sz w:val="20"/>
-              </w:rPr>
-              <w:t>i</w:t>
-            </w:r>
-            <w:proofErr w:type="spellEnd"/>
-            <w:r>
-              <w:rPr>
-                <w:rFonts w:ascii="BIZ UDPゴシック" w:eastAsia="BIZ UDPゴシック" w:hAnsi="BIZ UDPゴシック" w:cs="BIZ UDPゴシック"/>
-                <w:sz w:val="20"/>
-              </w:rPr>
-              <w:t>）の脇で専用パレット（h）に詰め、約2時間に1回装填するだけになる。製袋機より後ろのコンベア・リークチェッカから充填室への流れは変えない。</w:t>
+              <w:t>人は仮置き台車（i）の脇で専用パレット（h）に詰め、約2時間に1回装填するだけになる。製袋機より後ろのコンベア・リークチェッカから充填室への流れは変えない。</w:t>
             </w:r>
           </w:p>
           <w:p>
@@ -11436,25 +11433,7 @@
                 <w:color w:val="404040"/>
                 <w:sz w:val="18"/>
               </w:rPr>
-              <w:t>※図中のa〜</w:t>
-            </w:r>
-            <w:proofErr w:type="spellStart"/>
-            <w:r>
-              <w:rPr>
-                <w:rFonts w:ascii="BIZ UDPゴシック" w:eastAsia="BIZ UDPゴシック" w:hAnsi="BIZ UDPゴシック" w:cs="BIZ UDPゴシック"/>
-                <w:color w:val="404040"/>
-                <w:sz w:val="18"/>
-              </w:rPr>
-              <w:t>i</w:t>
-            </w:r>
-            <w:proofErr w:type="spellEnd"/>
-            <w:r>
-              <w:rPr>
-                <w:rFonts w:ascii="BIZ UDPゴシック" w:eastAsia="BIZ UDPゴシック" w:hAnsi="BIZ UDPゴシック" w:cs="BIZ UDPゴシック"/>
-                <w:color w:val="404040"/>
-                <w:sz w:val="18"/>
-              </w:rPr>
-              <w:t>は機械の記号、①〜は別紙1の工程番号である。</w:t>
+              <w:t>※図中のa〜iは機械の記号、①〜は別紙1の工程番号である。</w:t>
             </w:r>
           </w:p>
           <w:p>
@@ -11509,7 +11488,7 @@
                           <pic:cNvPicPr/>
                         </pic:nvPicPr>
                         <pic:blipFill>
-                          <a:blip r:embed="rId18">
+                          <a:blip r:embed="rId21">
                             <a:extLst>
                               <a:ext uri="{28A0092B-C50C-407E-A947-70E740481C1C}">
                                 <a14:useLocalDpi xmlns:a14="http://schemas.microsoft.com/office/drawing/2010/main" val="0"/>
@@ -24210,7 +24189,7 @@
         <w:snapToGrid w:val="0"/>
         <w:spacing w:line="20" w:lineRule="exact"/>
         <w:rPr>
-          <w:rFonts w:ascii="BIZ UDPゴシック" w:eastAsia="BIZ UDPゴシック" w:hAnsi="BIZ UDPゴシック" w:cs="Times New Roman" w:hint="eastAsia"/>
+          <w:rFonts w:ascii="BIZ UDPゴシック" w:eastAsia="BIZ UDPゴシック" w:hAnsi="BIZ UDPゴシック" w:cs="Times New Roman"/>
           <w:sz w:val="20"/>
           <w:szCs w:val="20"/>
         </w:rPr>
@@ -24246,11 +24225,11 @@
           <w:p>
             <w:pPr>
               <w:spacing w:line="240" w:lineRule="exact"/>
-              <w:rPr>
-                <w:rFonts w:hint="eastAsia"/>
-              </w:rPr>
             </w:pPr>
             <w:r>
+              <w:rPr>
+                <w:noProof/>
+              </w:rPr>
               <w:lastRenderedPageBreak/>
               <w:drawing>
                 <wp:anchor distT="0" distB="0" distL="114300" distR="114300" simplePos="0" relativeHeight="251667456" behindDoc="0" locked="0" layoutInCell="1" allowOverlap="1" wp14:anchorId="566703E4" wp14:editId="2FE83066">
@@ -24290,7 +24269,7 @@
                           </pic:cNvPicPr>
                         </pic:nvPicPr>
                         <pic:blipFill>
-                          <a:blip r:embed="rId19"/>
+                          <a:blip r:embed="rId22"/>
                           <a:stretch>
                             <a:fillRect/>
                           </a:stretch>
@@ -24323,12 +24302,12 @@
     <w:p>
       <w:pPr>
         <w:rPr>
-          <w:rFonts w:ascii="BIZ UDPゴシック" w:eastAsia="BIZ UDPゴシック" w:hAnsi="BIZ UDPゴシック" w:hint="eastAsia"/>
+          <w:rFonts w:ascii="BIZ UDPゴシック" w:eastAsia="BIZ UDPゴシック" w:hAnsi="BIZ UDPゴシック"/>
         </w:rPr>
       </w:pPr>
     </w:p>
     <w:sectPr>
-      <w:headerReference w:type="default" r:id="rId20"/>
+      <w:headerReference w:type="default" r:id="rId23"/>
       <w:pgSz w:w="16838" w:h="11906" w:orient="landscape"/>
       <w:pgMar w:top="720" w:right="720" w:bottom="720" w:left="720" w:header="170" w:footer="227" w:gutter="0"/>
       <w:pgNumType w:fmt="numberInDash"/>
@@ -24338,6 +24317,120 @@
     </w:sectPr>
   </w:body>
 </w:document>
+</file>
+
+<file path=word/comments.xml><?xml version="1.0" encoding="utf-8"?>
+<w:comments xmlns:wpc="http://schemas.microsoft.com/office/word/2010/wordprocessingCanvas" xmlns:cx="http://schemas.microsoft.com/office/drawing/2014/chartex" xmlns:cx1="http://schemas.microsoft.com/office/drawing/2015/9/8/chartex" xmlns:cx2="http://schemas.microsoft.com/office/drawing/2015/10/21/chartex" xmlns:cx3="http://schemas.microsoft.com/office/drawing/2016/5/9/chartex" xmlns:cx4="http://schemas.microsoft.com/office/drawing/2016/5/10/chartex" xmlns:cx5="http://schemas.microsoft.com/office/drawing/2016/5/11/chartex" xmlns:cx6="http://schemas.microsoft.com/office/drawing/2016/5/12/chartex" xmlns:cx7="http://schemas.microsoft.com/office/drawing/2016/5/13/chartex" xmlns:cx8="http://schemas.microsoft.com/office/drawing/2016/5/14/chartex" xmlns:mc="http://schemas.openxmlformats.org/markup-compatibility/2006" xmlns:aink="http://schemas.microsoft.com/office/drawing/2016/ink" xmlns:am3d="http://schemas.microsoft.com/office/drawing/2017/model3d" xmlns:o="urn:schemas-microsoft-com:office:office" xmlns:oel="http://schemas.microsoft.com/office/2019/extlst" xmlns:r="http://schemas.openxmlformats.org/officeDocument/2006/relationships" xmlns:m="http://schemas.openxmlformats.org/officeDocument/2006/math" xmlns:v="urn:schemas-microsoft-com:vml" xmlns:wp14="http://schemas.microsoft.com/office/word/2010/wordprocessingDrawing" xmlns:wp="http://schemas.openxmlformats.org/drawingml/2006/wordprocessingDrawing" xmlns:w10="urn:schemas-microsoft-com:office:word" xmlns:w="http://schemas.openxmlformats.org/wordprocessingml/2006/main" xmlns:w14="http://schemas.microsoft.com/office/word/2010/wordml" xmlns:w15="http://schemas.microsoft.com/office/word/2012/wordml" xmlns:w16cex="http://schemas.microsoft.com/office/word/2018/wordml/cex" xmlns:w16cid="http://schemas.microsoft.com/office/word/2016/wordml/cid" xmlns:w16="http://schemas.microsoft.com/office/word/2018/wordml" xmlns:w16du="http://schemas.microsoft.com/office/word/2023/wordml/word16du" xmlns:w16sdtdh="http://schemas.microsoft.com/office/word/2020/wordml/sdtdatahash" xmlns:w16sdtfl="http://schemas.microsoft.com/office/word/2024/wordml/sdtformatlock" xmlns:w16se="http://schemas.microsoft.com/office/word/2015/wordml/symex" xmlns:wpg="http://schemas.microsoft.com/office/word/2010/wordprocessingGroup" xmlns:wpi="http://schemas.microsoft.com/office/word/2010/wordprocessingInk" xmlns:wne="http://schemas.microsoft.com/office/word/2006/wordml" xmlns:wps="http://schemas.microsoft.com/office/word/2010/wordprocessingShape" mc:Ignorable="w14 w15 w16se w16cid w16 w16cex w16sdtdh w16sdtfl w16du wp14">
+  <w:comment w:id="0" w:author="作成者" w:initials="A">
+    <w:p>
+      <w:pPr>
+        <w:pStyle w:val="af4"/>
+      </w:pPr>
+      <w:r>
+        <w:rPr>
+          <w:rStyle w:val="af3"/>
+        </w:rPr>
+        <w:annotationRef/>
+      </w:r>
+      <w:r>
+        <w:rPr>
+          <w:rFonts w:hint="eastAsia"/>
+        </w:rPr>
+        <w:t>運搬具とみなされると補助対象外になるかと思います。どうしましょうか。</w:t>
+      </w:r>
+    </w:p>
+  </w:comment>
+  <w:comment w:id="1" w:author="作成者" w:initials="A">
+    <w:p>
+      <w:pPr>
+        <w:pStyle w:val="af4"/>
+      </w:pPr>
+      <w:r>
+        <w:rPr>
+          <w:rStyle w:val="af3"/>
+        </w:rPr>
+        <w:annotationRef/>
+      </w:r>
+      <w:r>
+        <w:rPr>
+          <w:rFonts w:hint="eastAsia"/>
+        </w:rPr>
+        <w:t>【ご相談】</w:t>
+      </w:r>
+    </w:p>
+    <w:p>
+      <w:pPr>
+        <w:pStyle w:val="af4"/>
+      </w:pPr>
+      <w:r>
+        <w:rPr>
+          <w:rFonts w:hint="eastAsia"/>
+        </w:rPr>
+        <w:t>改良・据付けが補助対象となるのは「本補助金で新たに購入・製作（構築）・借用した機械装置・システム」の改良・据付けに限られ、「既存の機械装置・システムの改良又は据付けに要する経費は対象外」と明記</w:t>
+      </w:r>
+      <w:r>
+        <w:rPr>
+          <w:rFonts w:hint="eastAsia"/>
+        </w:rPr>
+        <w:t>されています。</w:t>
+      </w:r>
+    </w:p>
+    <w:p>
+      <w:pPr>
+        <w:pStyle w:val="af4"/>
+      </w:pPr>
+      <w:r>
+        <w:rPr>
+          <w:rFonts w:hint="eastAsia"/>
+        </w:rPr>
+        <w:t>手引き</w:t>
+      </w:r>
+      <w:r>
+        <w:t>5-3でも「改良＝本事業で新たに購入する機械装置・システムの機能を高める又は耐久性を増すもの」「据付け＝新たに購入する機械装置の設置と一体の軽微なもの（設置場所の整備工事・基礎工事は含まない）」とされ</w:t>
+      </w:r>
+      <w:r>
+        <w:rPr>
+          <w:rFonts w:hint="eastAsia"/>
+        </w:rPr>
+        <w:t>ています</w:t>
+      </w:r>
+      <w:r>
+        <w:t>。</w:t>
+      </w:r>
+    </w:p>
+    <w:p>
+      <w:pPr>
+        <w:pStyle w:val="af4"/>
+        <w:rPr>
+          <w:rFonts w:hint="eastAsia"/>
+        </w:rPr>
+      </w:pPr>
+      <w:r>
+        <w:t>No.5は既設機（SPM機）の改造費、No.6も既設機の改造工事を含むため、補助対象外と判断されるリスクが高い</w:t>
+      </w:r>
+      <w:r>
+        <w:rPr>
+          <w:rFonts w:hint="eastAsia"/>
+        </w:rPr>
+        <w:t>かなと思います。内訳の調整可能でしょうか。</w:t>
+      </w:r>
+    </w:p>
+  </w:comment>
+</w:comments>
+</file>
+
+<file path=word/commentsExtended.xml><?xml version="1.0" encoding="utf-8"?>
+<w15:commentsEx xmlns:wpc="http://schemas.microsoft.com/office/word/2010/wordprocessingCanvas" xmlns:cx="http://schemas.microsoft.com/office/drawing/2014/chartex" xmlns:cx1="http://schemas.microsoft.com/office/drawing/2015/9/8/chartex" xmlns:cx2="http://schemas.microsoft.com/office/drawing/2015/10/21/chartex" xmlns:cx3="http://schemas.microsoft.com/office/drawing/2016/5/9/chartex" xmlns:cx4="http://schemas.microsoft.com/office/drawing/2016/5/10/chartex" xmlns:cx5="http://schemas.microsoft.com/office/drawing/2016/5/11/chartex" xmlns:cx6="http://schemas.microsoft.com/office/drawing/2016/5/12/chartex" xmlns:cx7="http://schemas.microsoft.com/office/drawing/2016/5/13/chartex" xmlns:cx8="http://schemas.microsoft.com/office/drawing/2016/5/14/chartex" xmlns:mc="http://schemas.openxmlformats.org/markup-compatibility/2006" xmlns:aink="http://schemas.microsoft.com/office/drawing/2016/ink" xmlns:am3d="http://schemas.microsoft.com/office/drawing/2017/model3d" xmlns:o="urn:schemas-microsoft-com:office:office" xmlns:oel="http://schemas.microsoft.com/office/2019/extlst" xmlns:r="http://schemas.openxmlformats.org/officeDocument/2006/relationships" xmlns:m="http://schemas.openxmlformats.org/officeDocument/2006/math" xmlns:v="urn:schemas-microsoft-com:vml" xmlns:wp14="http://schemas.microsoft.com/office/word/2010/wordprocessingDrawing" xmlns:wp="http://schemas.openxmlformats.org/drawingml/2006/wordprocessingDrawing" xmlns:w10="urn:schemas-microsoft-com:office:word" xmlns:w="http://schemas.openxmlformats.org/wordprocessingml/2006/main" xmlns:w14="http://schemas.microsoft.com/office/word/2010/wordml" xmlns:w15="http://schemas.microsoft.com/office/word/2012/wordml" xmlns:w16cex="http://schemas.microsoft.com/office/word/2018/wordml/cex" xmlns:w16cid="http://schemas.microsoft.com/office/word/2016/wordml/cid" xmlns:w16="http://schemas.microsoft.com/office/word/2018/wordml" xmlns:w16du="http://schemas.microsoft.com/office/word/2023/wordml/word16du" xmlns:w16sdtdh="http://schemas.microsoft.com/office/word/2020/wordml/sdtdatahash" xmlns:w16sdtfl="http://schemas.microsoft.com/office/word/2024/wordml/sdtformatlock" xmlns:w16se="http://schemas.microsoft.com/office/word/2015/wordml/symex" xmlns:wpg="http://schemas.microsoft.com/office/word/2010/wordprocessingGroup" xmlns:wpi="http://schemas.microsoft.com/office/word/2010/wordprocessingInk" xmlns:wne="http://schemas.microsoft.com/office/word/2006/wordml" xmlns:wps="http://schemas.microsoft.com/office/word/2010/wordprocessingShape" mc:Ignorable="w14 w15 w16se w16cid w16 w16cex w16sdtdh w16sdtfl w16du wp14">
+  <w15:commentEx w15:paraId="3DC0DE11" w15:done="0"/>
+  <w15:commentEx w15:paraId="61E3BDF1" w15:done="0"/>
+</w15:commentsEx>
+</file>
+
+<file path=word/commentsIds.xml><?xml version="1.0" encoding="utf-8"?>
+<w16cid:commentsIds xmlns:wpc="http://schemas.microsoft.com/office/word/2010/wordprocessingCanvas" xmlns:cx="http://schemas.microsoft.com/office/drawing/2014/chartex" xmlns:cx1="http://schemas.microsoft.com/office/drawing/2015/9/8/chartex" xmlns:cx2="http://schemas.microsoft.com/office/drawing/2015/10/21/chartex" xmlns:cx3="http://schemas.microsoft.com/office/drawing/2016/5/9/chartex" xmlns:cx4="http://schemas.microsoft.com/office/drawing/2016/5/10/chartex" xmlns:cx5="http://schemas.microsoft.com/office/drawing/2016/5/11/chartex" xmlns:cx6="http://schemas.microsoft.com/office/drawing/2016/5/12/chartex" xmlns:cx7="http://schemas.microsoft.com/office/drawing/2016/5/13/chartex" xmlns:cx8="http://schemas.microsoft.com/office/drawing/2016/5/14/chartex" xmlns:mc="http://schemas.openxmlformats.org/markup-compatibility/2006" xmlns:aink="http://schemas.microsoft.com/office/drawing/2016/ink" xmlns:am3d="http://schemas.microsoft.com/office/drawing/2017/model3d" xmlns:o="urn:schemas-microsoft-com:office:office" xmlns:oel="http://schemas.microsoft.com/office/2019/extlst" xmlns:r="http://schemas.openxmlformats.org/officeDocument/2006/relationships" xmlns:m="http://schemas.openxmlformats.org/officeDocument/2006/math" xmlns:v="urn:schemas-microsoft-com:vml" xmlns:wp14="http://schemas.microsoft.com/office/word/2010/wordprocessingDrawing" xmlns:wp="http://schemas.openxmlformats.org/drawingml/2006/wordprocessingDrawing" xmlns:w10="urn:schemas-microsoft-com:office:word" xmlns:w="http://schemas.openxmlformats.org/wordprocessingml/2006/main" xmlns:w14="http://schemas.microsoft.com/office/word/2010/wordml" xmlns:w15="http://schemas.microsoft.com/office/word/2012/wordml" xmlns:w16cex="http://schemas.microsoft.com/office/word/2018/wordml/cex" xmlns:w16cid="http://schemas.microsoft.com/office/word/2016/wordml/cid" xmlns:w16="http://schemas.microsoft.com/office/word/2018/wordml" xmlns:w16du="http://schemas.microsoft.com/office/word/2023/wordml/word16du" xmlns:w16sdtdh="http://schemas.microsoft.com/office/word/2020/wordml/sdtdatahash" xmlns:w16sdtfl="http://schemas.microsoft.com/office/word/2024/wordml/sdtformatlock" xmlns:w16se="http://schemas.microsoft.com/office/word/2015/wordml/symex" xmlns:wpg="http://schemas.microsoft.com/office/word/2010/wordprocessingGroup" xmlns:wpi="http://schemas.microsoft.com/office/word/2010/wordprocessingInk" xmlns:wne="http://schemas.microsoft.com/office/word/2006/wordml" xmlns:wps="http://schemas.microsoft.com/office/word/2010/wordprocessingShape" mc:Ignorable="w14 w15 w16se w16cid w16 w16cex w16sdtdh w16sdtfl w16du wp14">
+  <w16cid:commentId w16cid:paraId="3DC0DE11" w16cid:durableId="03988F63"/>
+  <w16cid:commentId w16cid:paraId="61E3BDF1" w16cid:durableId="2B7AE17B"/>
+</w16cid:commentsIds>
 </file>
 
 <file path=word/endnotes.xml><?xml version="1.0" encoding="utf-8"?>
@@ -28950,6 +29043,7 @@
   <w:style w:type="character" w:default="1" w:styleId="a0">
     <w:name w:val="Default Paragraph Font"/>
     <w:uiPriority w:val="1"/>
+    <w:semiHidden/>
     <w:unhideWhenUsed/>
   </w:style>
   <w:style w:type="table" w:default="1" w:styleId="a1">
@@ -29750,18 +29844,6 @@
 </file>
 
 <file path=customXml/item2.xml><?xml version="1.0" encoding="utf-8"?>
-<p:properties xmlns:p="http://schemas.microsoft.com/office/2006/metadata/properties" xmlns:xsi="http://www.w3.org/2001/XMLSchema-instance" xmlns:pc="http://schemas.microsoft.com/office/infopath/2007/PartnerControls">
-  <documentManagement>
-    <_x66f4__x65b0_ xmlns="2fd1058a-a26e-4bfb-9ed8-f6199fac1b55" xsi:nil="true"/>
-    <lcf76f155ced4ddcb4097134ff3c332f xmlns="2fd1058a-a26e-4bfb-9ed8-f6199fac1b55">
-      <Terms xmlns="http://schemas.microsoft.com/office/infopath/2007/PartnerControls"/>
-    </lcf76f155ced4ddcb4097134ff3c332f>
-    <TaxCatchAll xmlns="657d6e16-9cd1-4b89-89c3-c194a188f29e" xsi:nil="true"/>
-  </documentManagement>
-</p:properties>
-</file>
-
-<file path=customXml/item3.xml><?xml version="1.0" encoding="utf-8"?>
 <ct:contentTypeSchema xmlns:ct="http://schemas.microsoft.com/office/2006/metadata/contentType" xmlns:ma="http://schemas.microsoft.com/office/2006/metadata/properties/metaAttributes" ct:_="" ma:_="" ma:contentTypeName="ドキュメント" ma:contentTypeID="0x0101000068C12C083E3D4399BD9F362DCFB0C9" ma:contentTypeVersion="19" ma:contentTypeDescription="新しいドキュメントを作成します。" ma:contentTypeScope="" ma:versionID="51d5b1d927d9d747f549d9d950a2f66e">
   <xsd:schema xmlns:xsd="http://www.w3.org/2001/XMLSchema" xmlns:xs="http://www.w3.org/2001/XMLSchema" xmlns:p="http://schemas.microsoft.com/office/2006/metadata/properties" xmlns:ns2="2fd1058a-a26e-4bfb-9ed8-f6199fac1b55" xmlns:ns3="657d6e16-9cd1-4b89-89c3-c194a188f29e" targetNamespace="http://schemas.microsoft.com/office/2006/metadata/properties" ma:root="true" ma:fieldsID="05db9a4aea3fbcb433f1a11589425d9a" ns2:_="" ns3:_="">
     <xsd:import namespace="2fd1058a-a26e-4bfb-9ed8-f6199fac1b55"/>
@@ -30008,6 +30090,18 @@
 </ct:contentTypeSchema>
 </file>
 
+<file path=customXml/item3.xml><?xml version="1.0" encoding="utf-8"?>
+<p:properties xmlns:p="http://schemas.microsoft.com/office/2006/metadata/properties" xmlns:xsi="http://www.w3.org/2001/XMLSchema-instance" xmlns:pc="http://schemas.microsoft.com/office/infopath/2007/PartnerControls">
+  <documentManagement>
+    <_x66f4__x65b0_ xmlns="2fd1058a-a26e-4bfb-9ed8-f6199fac1b55" xsi:nil="true"/>
+    <lcf76f155ced4ddcb4097134ff3c332f xmlns="2fd1058a-a26e-4bfb-9ed8-f6199fac1b55">
+      <Terms xmlns="http://schemas.microsoft.com/office/infopath/2007/PartnerControls"/>
+    </lcf76f155ced4ddcb4097134ff3c332f>
+    <TaxCatchAll xmlns="657d6e16-9cd1-4b89-89c3-c194a188f29e" xsi:nil="true"/>
+  </documentManagement>
+</p:properties>
+</file>
+
 <file path=customXml/itemProps1.xml><?xml version="1.0" encoding="utf-8"?>
 <ds:datastoreItem xmlns:ds="http://schemas.openxmlformats.org/officeDocument/2006/customXml" ds:itemID="{3C671F88-B3AD-420F-B879-E9BBC7397F64}">
   <ds:schemaRefs>
@@ -30017,17 +30111,6 @@
 </file>
 
 <file path=customXml/itemProps2.xml><?xml version="1.0" encoding="utf-8"?>
-<ds:datastoreItem xmlns:ds="http://schemas.openxmlformats.org/officeDocument/2006/customXml" ds:itemID="{54CA6C77-ECF0-4DC7-B6B5-2316E5B53203}">
-  <ds:schemaRefs>
-    <ds:schemaRef ds:uri="http://schemas.microsoft.com/office/2006/metadata/properties"/>
-    <ds:schemaRef ds:uri="http://schemas.microsoft.com/office/infopath/2007/PartnerControls"/>
-    <ds:schemaRef ds:uri="2fd1058a-a26e-4bfb-9ed8-f6199fac1b55"/>
-    <ds:schemaRef ds:uri="657d6e16-9cd1-4b89-89c3-c194a188f29e"/>
-  </ds:schemaRefs>
-</ds:datastoreItem>
-</file>
-
-<file path=customXml/itemProps3.xml><?xml version="1.0" encoding="utf-8"?>
 <ds:datastoreItem xmlns:ds="http://schemas.openxmlformats.org/officeDocument/2006/customXml" ds:itemID="{6758F3B0-A157-4678-8EC0-02354EC8A781}">
   <ds:schemaRefs>
     <ds:schemaRef ds:uri="http://schemas.microsoft.com/office/2006/metadata/contentType"/>
@@ -30044,4 +30127,15 @@
     <ds:schemaRef ds:uri="http://schemas.microsoft.com/internal/obd"/>
   </ds:schemaRefs>
 </ds:datastoreItem>
+</file>
+
+<file path=customXml/itemProps3.xml><?xml version="1.0" encoding="utf-8"?>
+<ds:datastoreItem xmlns:ds="http://schemas.openxmlformats.org/officeDocument/2006/customXml" ds:itemID="{54CA6C77-ECF0-4DC7-B6B5-2316E5B53203}">
+  <ds:schemaRefs>
+    <ds:schemaRef ds:uri="http://schemas.microsoft.com/office/2006/metadata/properties"/>
+    <ds:schemaRef ds:uri="http://schemas.microsoft.com/office/infopath/2007/PartnerControls"/>
+    <ds:schemaRef ds:uri="2fd1058a-a26e-4bfb-9ed8-f6199fac1b55"/>
+    <ds:schemaRef ds:uri="657d6e16-9cd1-4b89-89c3-c194a188f29e"/>
+  </ds:schemaRefs>
+</ds:datastoreItem>
 </file>